--- a/memoria/Sprint 1.docx
+++ b/memoria/Sprint 1.docx
@@ -6,32 +6,16 @@
       <w:pPr>
         <w:pStyle w:val="Ttulo1"/>
         <w:jc w:val="center"/>
-        <w:rPr>
-          <w:sz w:val="64"/>
-          <w:szCs w:val="64"/>
-        </w:rPr>
-      </w:pPr>
-      <w:r>
-        <w:rPr>
-          <w:sz w:val="64"/>
-          <w:szCs w:val="64"/>
-        </w:rPr>
+      </w:pPr>
+      <w:r>
         <w:t>Sprint 1</w:t>
       </w:r>
     </w:p>
     <w:p>
       <w:pPr>
         <w:pStyle w:val="Ttulo2"/>
-        <w:rPr>
-          <w:sz w:val="48"/>
-          <w:szCs w:val="48"/>
-        </w:rPr>
-      </w:pPr>
-      <w:r>
-        <w:rPr>
-          <w:sz w:val="48"/>
-          <w:szCs w:val="48"/>
-        </w:rPr>
+      </w:pPr>
+      <w:r>
         <w:t>Estructura básica</w:t>
       </w:r>
     </w:p>
@@ -39,14 +23,14 @@
       <w:pPr>
         <w:jc w:val="both"/>
         <w:rPr>
-          <w:sz w:val="32"/>
-          <w:szCs w:val="32"/>
-        </w:rPr>
-      </w:pPr>
-      <w:r>
-        <w:rPr>
-          <w:sz w:val="32"/>
-          <w:szCs w:val="32"/>
+          <w:sz w:val="24"/>
+          <w:szCs w:val="24"/>
+        </w:rPr>
+      </w:pPr>
+      <w:r>
+        <w:rPr>
+          <w:sz w:val="24"/>
+          <w:szCs w:val="24"/>
         </w:rPr>
         <w:t>El comienzo de este proyecto se ha basado en la creación de las primeras páginas de la aplicación con HTML5 y su diseño responsive con Bootstrap.</w:t>
       </w:r>
@@ -61,6 +45,7 @@
       </w:pPr>
       <w:r>
         <w:rPr>
+          <w:noProof/>
           <w:sz w:val="32"/>
           <w:szCs w:val="32"/>
         </w:rPr>
@@ -88,7 +73,7 @@
                     <pic:cNvPicPr/>
                   </pic:nvPicPr>
                   <pic:blipFill>
-                    <a:blip r:embed="rId4">
+                    <a:blip r:embed="rId6">
                       <a:extLst>
                         <a:ext uri="{28A0092B-C50C-407E-A947-70E740481C1C}">
                           <a14:useLocalDpi xmlns:a14="http://schemas.microsoft.com/office/drawing/2010/main" val="0"/>
@@ -140,6 +125,7 @@
       </w:pPr>
       <w:r>
         <w:rPr>
+          <w:noProof/>
           <w:sz w:val="32"/>
           <w:szCs w:val="32"/>
         </w:rPr>
@@ -167,7 +153,7 @@
                     <pic:cNvPicPr/>
                   </pic:nvPicPr>
                   <pic:blipFill>
-                    <a:blip r:embed="rId5" cstate="print">
+                    <a:blip r:embed="rId7" cstate="print">
                       <a:extLst>
                         <a:ext uri="{28A0092B-C50C-407E-A947-70E740481C1C}">
                           <a14:useLocalDpi xmlns:a14="http://schemas.microsoft.com/office/drawing/2010/main" val="0"/>
@@ -285,14 +271,14 @@
       <w:pPr>
         <w:jc w:val="both"/>
         <w:rPr>
-          <w:sz w:val="32"/>
-          <w:szCs w:val="32"/>
-        </w:rPr>
-      </w:pPr>
-      <w:r>
-        <w:rPr>
-          <w:sz w:val="32"/>
-          <w:szCs w:val="32"/>
+          <w:sz w:val="24"/>
+          <w:szCs w:val="24"/>
+        </w:rPr>
+      </w:pPr>
+      <w:r>
+        <w:rPr>
+          <w:sz w:val="24"/>
+          <w:szCs w:val="24"/>
         </w:rPr>
         <w:t>Podemos ver el registro de usuarios como ejemplo.</w:t>
       </w:r>
@@ -301,35 +287,26 @@
       <w:pPr>
         <w:jc w:val="both"/>
         <w:rPr>
-          <w:sz w:val="32"/>
-          <w:szCs w:val="32"/>
-        </w:rPr>
-      </w:pPr>
-    </w:p>
-    <w:p>
-      <w:pPr>
-        <w:jc w:val="both"/>
-        <w:rPr>
-          <w:sz w:val="32"/>
-          <w:szCs w:val="32"/>
-        </w:rPr>
-      </w:pPr>
-      <w:r>
-        <w:rPr>
-          <w:sz w:val="32"/>
-          <w:szCs w:val="32"/>
+          <w:sz w:val="24"/>
+          <w:szCs w:val="24"/>
+        </w:rPr>
+      </w:pPr>
+    </w:p>
+    <w:p>
+      <w:pPr>
+        <w:jc w:val="both"/>
+        <w:rPr>
+          <w:sz w:val="24"/>
+          <w:szCs w:val="24"/>
+        </w:rPr>
+      </w:pPr>
+      <w:r>
+        <w:rPr>
+          <w:sz w:val="24"/>
+          <w:szCs w:val="24"/>
         </w:rPr>
         <w:t>Son destacables las opciones para navegar entre páginas: por ahora se puede cambiar entre el inicio de sesión y registro y también se puede cambiar entre las diferentes páginas de los usuarios.</w:t>
       </w:r>
-    </w:p>
-    <w:p>
-      <w:pPr>
-        <w:jc w:val="both"/>
-        <w:rPr>
-          <w:sz w:val="32"/>
-          <w:szCs w:val="32"/>
-        </w:rPr>
-      </w:pPr>
     </w:p>
     <w:p>
       <w:pPr>
@@ -339,11 +316,29 @@
           <w:szCs w:val="48"/>
         </w:rPr>
       </w:pPr>
-      <w:r>
-        <w:rPr>
+    </w:p>
+    <w:p>
+      <w:pPr>
+        <w:rPr>
+          <w:rFonts w:asciiTheme="majorHAnsi" w:eastAsiaTheme="majorEastAsia" w:hAnsiTheme="majorHAnsi" w:cstheme="majorBidi"/>
+          <w:color w:val="2F5496" w:themeColor="accent1" w:themeShade="BF"/>
           <w:sz w:val="48"/>
           <w:szCs w:val="48"/>
         </w:rPr>
+      </w:pPr>
+      <w:r>
+        <w:rPr>
+          <w:sz w:val="48"/>
+          <w:szCs w:val="48"/>
+        </w:rPr>
+        <w:br w:type="page"/>
+      </w:r>
+    </w:p>
+    <w:p>
+      <w:pPr>
+        <w:pStyle w:val="Ttulo2"/>
+      </w:pPr>
+      <w:r>
         <w:lastRenderedPageBreak/>
         <w:t>Base de datos</w:t>
       </w:r>
@@ -352,14 +347,14 @@
       <w:pPr>
         <w:jc w:val="both"/>
         <w:rPr>
-          <w:sz w:val="32"/>
-          <w:szCs w:val="32"/>
-        </w:rPr>
-      </w:pPr>
-      <w:r>
-        <w:rPr>
-          <w:sz w:val="32"/>
-          <w:szCs w:val="32"/>
+          <w:sz w:val="24"/>
+          <w:szCs w:val="24"/>
+        </w:rPr>
+      </w:pPr>
+      <w:r>
+        <w:rPr>
+          <w:sz w:val="24"/>
+          <w:szCs w:val="24"/>
         </w:rPr>
         <w:t xml:space="preserve">La base de datos sigue es la siguiente (modelo relacional): </w:t>
       </w:r>
@@ -374,6 +369,7 @@
       </w:pPr>
       <w:r>
         <w:rPr>
+          <w:noProof/>
           <w:sz w:val="32"/>
           <w:szCs w:val="32"/>
         </w:rPr>
@@ -393,7 +389,7 @@
                     <pic:cNvPicPr/>
                   </pic:nvPicPr>
                   <pic:blipFill>
-                    <a:blip r:embed="rId6"/>
+                    <a:blip r:embed="rId8"/>
                     <a:stretch>
                       <a:fillRect/>
                     </a:stretch>
@@ -418,14 +414,14 @@
       <w:pPr>
         <w:jc w:val="both"/>
         <w:rPr>
-          <w:sz w:val="32"/>
-          <w:szCs w:val="32"/>
-        </w:rPr>
-      </w:pPr>
-      <w:r>
-        <w:rPr>
-          <w:sz w:val="32"/>
-          <w:szCs w:val="32"/>
+          <w:sz w:val="24"/>
+          <w:szCs w:val="24"/>
+        </w:rPr>
+      </w:pPr>
+      <w:r>
+        <w:rPr>
+          <w:sz w:val="24"/>
+          <w:szCs w:val="24"/>
         </w:rPr>
         <w:t>Las relaciones que se pueden observar siguen una regla de modificación en cascada y una regla de borrado restringir. Con estas reglas podemos mantener la integridad de los datos y evitar problemas de pérdida de datos. Explicado de forma sencilla se restringe el borrado de claves primarias con relaciones para no perder datos guardados sobre la asistencia de clientes al local y sus pedidos. Estos datos se deben conservar durante años por ley.</w:t>
       </w:r>
@@ -433,23 +429,17 @@
     <w:p>
       <w:pPr>
         <w:pStyle w:val="Ttulo2"/>
-        <w:jc w:val="center"/>
-        <w:rPr>
-          <w:sz w:val="48"/>
-          <w:szCs w:val="48"/>
-        </w:rPr>
-      </w:pPr>
-      <w:r>
-        <w:rPr>
-          <w:sz w:val="48"/>
-          <w:szCs w:val="48"/>
-        </w:rPr>
+      </w:pPr>
+      <w:r>
         <w:lastRenderedPageBreak/>
         <w:t>Inicio de sesión</w:t>
       </w:r>
     </w:p>
     <w:p>
       <w:r>
+        <w:rPr>
+          <w:noProof/>
+        </w:rPr>
         <w:drawing>
           <wp:inline distT="0" distB="0" distL="0" distR="0" wp14:anchorId="080A4EF8" wp14:editId="2F0536B6">
             <wp:extent cx="5400040" cy="2585720"/>
@@ -466,7 +456,7 @@
                     <pic:cNvPicPr/>
                   </pic:nvPicPr>
                   <pic:blipFill>
-                    <a:blip r:embed="rId7"/>
+                    <a:blip r:embed="rId9"/>
                     <a:stretch>
                       <a:fillRect/>
                     </a:stretch>
@@ -491,32 +481,39 @@
       <w:pPr>
         <w:jc w:val="both"/>
         <w:rPr>
-          <w:sz w:val="32"/>
-          <w:szCs w:val="32"/>
-        </w:rPr>
-      </w:pPr>
-      <w:r>
-        <w:rPr>
-          <w:sz w:val="32"/>
-          <w:szCs w:val="32"/>
-        </w:rPr>
-        <w:t>El inicio de sesión es simple y cumple lo necesario, permite acceder a tu cuenta mediante el dni y la contraseña. Se han añadido varias funcionalidades: inicio de sesión automático si no se cierra la sesión ni el navegador, seguridad en las páginas que requieren un inicio de sesión para su acceso y un cierre de sesión en las mismas.</w:t>
+          <w:sz w:val="24"/>
+          <w:szCs w:val="24"/>
+        </w:rPr>
+      </w:pPr>
+      <w:r>
+        <w:rPr>
+          <w:sz w:val="24"/>
+          <w:szCs w:val="24"/>
+        </w:rPr>
+        <w:t xml:space="preserve">El inicio de sesión es simple y cumple lo necesario, permite acceder a tu cuenta mediante el </w:t>
+      </w:r>
+      <w:proofErr w:type="spellStart"/>
+      <w:r>
+        <w:rPr>
+          <w:sz w:val="24"/>
+          <w:szCs w:val="24"/>
+        </w:rPr>
+        <w:t>dni</w:t>
+      </w:r>
+      <w:proofErr w:type="spellEnd"/>
+      <w:r>
+        <w:rPr>
+          <w:sz w:val="24"/>
+          <w:szCs w:val="24"/>
+        </w:rPr>
+        <w:t xml:space="preserve"> y la contraseña. Se han añadido varias funcionalidades: inicio de sesión automático si no se cierra la sesión ni el navegador, seguridad en las páginas que requieren un inicio de sesión para su acceso y un cierre de sesión en las mismas.</w:t>
       </w:r>
     </w:p>
     <w:p>
       <w:pPr>
         <w:pStyle w:val="Ttulo2"/>
-        <w:jc w:val="center"/>
-        <w:rPr>
-          <w:sz w:val="48"/>
-          <w:szCs w:val="48"/>
-        </w:rPr>
-      </w:pPr>
-      <w:r>
-        <w:rPr>
-          <w:sz w:val="48"/>
-          <w:szCs w:val="48"/>
-        </w:rPr>
+      </w:pPr>
+      <w:r>
         <w:t>Registro</w:t>
       </w:r>
     </w:p>
@@ -530,6 +527,7 @@
       </w:pPr>
       <w:r>
         <w:rPr>
+          <w:noProof/>
           <w:sz w:val="32"/>
           <w:szCs w:val="32"/>
         </w:rPr>
@@ -549,7 +547,7 @@
                     <pic:cNvPicPr/>
                   </pic:nvPicPr>
                   <pic:blipFill>
-                    <a:blip r:embed="rId8"/>
+                    <a:blip r:embed="rId10"/>
                     <a:stretch>
                       <a:fillRect/>
                     </a:stretch>
@@ -574,54 +572,84 @@
       <w:pPr>
         <w:jc w:val="both"/>
         <w:rPr>
-          <w:sz w:val="32"/>
-          <w:szCs w:val="32"/>
-        </w:rPr>
-      </w:pPr>
-      <w:r>
-        <w:rPr>
-          <w:sz w:val="32"/>
-          <w:szCs w:val="32"/>
+          <w:sz w:val="24"/>
+          <w:szCs w:val="24"/>
+        </w:rPr>
+      </w:pPr>
+      <w:r>
+        <w:rPr>
+          <w:sz w:val="24"/>
+          <w:szCs w:val="24"/>
         </w:rPr>
         <w:t xml:space="preserve">Es como el inicio de </w:t>
       </w:r>
       <w:proofErr w:type="gramStart"/>
       <w:r>
         <w:rPr>
-          <w:sz w:val="32"/>
-          <w:szCs w:val="32"/>
+          <w:sz w:val="24"/>
+          <w:szCs w:val="24"/>
         </w:rPr>
         <w:t>sesión</w:t>
       </w:r>
       <w:proofErr w:type="gramEnd"/>
       <w:r>
         <w:rPr>
-          <w:sz w:val="32"/>
-          <w:szCs w:val="32"/>
+          <w:sz w:val="24"/>
+          <w:szCs w:val="24"/>
         </w:rPr>
         <w:t xml:space="preserve"> pero recoge todos los datos a guardar, </w:t>
       </w:r>
       <w:r>
         <w:rPr>
-          <w:sz w:val="32"/>
-          <w:szCs w:val="32"/>
-        </w:rPr>
-        <w:t xml:space="preserve">si el usuario usa un dni o E-mail ya registrado en la base de datos se le informa mediante un mensaje en pantalla. </w:t>
+          <w:sz w:val="24"/>
+          <w:szCs w:val="24"/>
+        </w:rPr>
+        <w:t xml:space="preserve">si el usuario usa un </w:t>
+      </w:r>
+      <w:proofErr w:type="spellStart"/>
+      <w:r>
+        <w:rPr>
+          <w:sz w:val="24"/>
+          <w:szCs w:val="24"/>
+        </w:rPr>
+        <w:t>dni</w:t>
+      </w:r>
+      <w:proofErr w:type="spellEnd"/>
+      <w:r>
+        <w:rPr>
+          <w:sz w:val="24"/>
+          <w:szCs w:val="24"/>
+        </w:rPr>
+        <w:t xml:space="preserve"> o E-mail ya registrado en la base de datos se le informa mediante un mensaje en pantalla. </w:t>
+      </w:r>
+    </w:p>
+    <w:p>
+      <w:pPr>
+        <w:rPr>
+          <w:sz w:val="24"/>
+          <w:szCs w:val="24"/>
+        </w:rPr>
+      </w:pPr>
+      <w:r>
+        <w:rPr>
+          <w:sz w:val="24"/>
+          <w:szCs w:val="24"/>
+        </w:rPr>
+        <w:br w:type="page"/>
       </w:r>
     </w:p>
     <w:p>
       <w:pPr>
         <w:pStyle w:val="Ttulo1"/>
-        <w:jc w:val="center"/>
-        <w:rPr>
-          <w:sz w:val="48"/>
-          <w:szCs w:val="48"/>
-        </w:rPr>
-      </w:pPr>
-      <w:r>
-        <w:rPr>
-          <w:sz w:val="48"/>
-          <w:szCs w:val="48"/>
+        <w:rPr>
+          <w:sz w:val="32"/>
+          <w:szCs w:val="32"/>
+        </w:rPr>
+      </w:pPr>
+      <w:r>
+        <w:rPr>
+          <w:sz w:val="32"/>
+          <w:szCs w:val="32"/>
         </w:rPr>
         <w:lastRenderedPageBreak/>
         <w:t>Categorías y productos</w:t>
@@ -631,14 +659,14 @@
       <w:pPr>
         <w:jc w:val="both"/>
         <w:rPr>
-          <w:sz w:val="32"/>
-          <w:szCs w:val="32"/>
-        </w:rPr>
-      </w:pPr>
-      <w:r>
-        <w:rPr>
-          <w:sz w:val="32"/>
-          <w:szCs w:val="32"/>
+          <w:sz w:val="24"/>
+          <w:szCs w:val="24"/>
+        </w:rPr>
+      </w:pPr>
+      <w:r>
+        <w:rPr>
+          <w:sz w:val="24"/>
+          <w:szCs w:val="24"/>
         </w:rPr>
         <w:t>Las primeras funcionalidades a implementar son el creado, visualizado, modificación y borrado de categorías y productos desde la vista del encargado, el resultado ha sido el siguiente:</w:t>
       </w:r>
@@ -647,23 +675,23 @@
       <w:pPr>
         <w:jc w:val="both"/>
         <w:rPr>
-          <w:sz w:val="32"/>
-          <w:szCs w:val="32"/>
-        </w:rPr>
-      </w:pPr>
-    </w:p>
-    <w:p>
-      <w:pPr>
-        <w:jc w:val="both"/>
-        <w:rPr>
-          <w:sz w:val="32"/>
-          <w:szCs w:val="32"/>
-        </w:rPr>
-      </w:pPr>
-      <w:r>
-        <w:rPr>
-          <w:sz w:val="32"/>
-          <w:szCs w:val="32"/>
+          <w:sz w:val="24"/>
+          <w:szCs w:val="24"/>
+        </w:rPr>
+      </w:pPr>
+    </w:p>
+    <w:p>
+      <w:pPr>
+        <w:jc w:val="both"/>
+        <w:rPr>
+          <w:sz w:val="24"/>
+          <w:szCs w:val="24"/>
+        </w:rPr>
+      </w:pPr>
+      <w:r>
+        <w:rPr>
+          <w:sz w:val="24"/>
+          <w:szCs w:val="24"/>
         </w:rPr>
         <w:t>Las categorías cuentan con la posibilidad de modificar su nombre y ser eliminadas.</w:t>
       </w:r>
@@ -678,6 +706,7 @@
       </w:pPr>
       <w:r>
         <w:rPr>
+          <w:noProof/>
           <w:sz w:val="32"/>
           <w:szCs w:val="32"/>
         </w:rPr>
@@ -697,7 +726,7 @@
                     <pic:cNvPicPr/>
                   </pic:nvPicPr>
                   <pic:blipFill>
-                    <a:blip r:embed="rId9"/>
+                    <a:blip r:embed="rId11"/>
                     <a:stretch>
                       <a:fillRect/>
                     </a:stretch>
@@ -731,30 +760,30 @@
       <w:pPr>
         <w:jc w:val="both"/>
         <w:rPr>
-          <w:sz w:val="32"/>
-          <w:szCs w:val="32"/>
-        </w:rPr>
-      </w:pPr>
-      <w:r>
-        <w:rPr>
-          <w:sz w:val="32"/>
-          <w:szCs w:val="32"/>
+          <w:sz w:val="24"/>
+          <w:szCs w:val="24"/>
+        </w:rPr>
+      </w:pPr>
+      <w:r>
+        <w:rPr>
+          <w:sz w:val="24"/>
+          <w:szCs w:val="24"/>
         </w:rPr>
         <w:t xml:space="preserve">Para los productos se pueden </w:t>
       </w:r>
       <w:proofErr w:type="gramStart"/>
       <w:r>
         <w:rPr>
-          <w:sz w:val="32"/>
-          <w:szCs w:val="32"/>
+          <w:sz w:val="24"/>
+          <w:szCs w:val="24"/>
         </w:rPr>
         <w:t>crear,  activar</w:t>
       </w:r>
       <w:proofErr w:type="gramEnd"/>
       <w:r>
         <w:rPr>
-          <w:sz w:val="32"/>
-          <w:szCs w:val="32"/>
+          <w:sz w:val="24"/>
+          <w:szCs w:val="24"/>
         </w:rPr>
         <w:t xml:space="preserve"> y desactivar, eliminar y modificar tanto su nombre y precio como su stock y categoría.</w:t>
       </w:r>
@@ -769,6 +798,7 @@
       </w:pPr>
       <w:r>
         <w:rPr>
+          <w:noProof/>
           <w:sz w:val="32"/>
           <w:szCs w:val="32"/>
         </w:rPr>
@@ -788,7 +818,7 @@
                     <pic:cNvPicPr/>
                   </pic:nvPicPr>
                   <pic:blipFill>
-                    <a:blip r:embed="rId10"/>
+                    <a:blip r:embed="rId12"/>
                     <a:stretch>
                       <a:fillRect/>
                     </a:stretch>
@@ -810,6 +840,8 @@
       </w:r>
     </w:p>
     <w:sectPr>
+      <w:headerReference w:type="default" r:id="rId13"/>
+      <w:footerReference w:type="default" r:id="rId14"/>
       <w:pgSz w:w="11906" w:h="16838"/>
       <w:pgMar w:top="1417" w:right="1701" w:bottom="1417" w:left="1701" w:header="708" w:footer="708" w:gutter="0"/>
       <w:cols w:space="708"/>
@@ -817,6 +849,178 @@
     </w:sectPr>
   </w:body>
 </w:document>
+</file>
+
+<file path=word/endnotes.xml><?xml version="1.0" encoding="utf-8"?>
+<w:endnotes xmlns:wpc="http://schemas.microsoft.com/office/word/2010/wordprocessingCanvas" xmlns:cx="http://schemas.microsoft.com/office/drawing/2014/chartex" xmlns:cx1="http://schemas.microsoft.com/office/drawing/2015/9/8/chartex" xmlns:cx2="http://schemas.microsoft.com/office/drawing/2015/10/21/chartex" xmlns:cx3="http://schemas.microsoft.com/office/drawing/2016/5/9/chartex" xmlns:cx4="http://schemas.microsoft.com/office/drawing/2016/5/10/chartex" xmlns:cx5="http://schemas.microsoft.com/office/drawing/2016/5/11/chartex" xmlns:cx6="http://schemas.microsoft.com/office/drawing/2016/5/12/chartex" xmlns:cx7="http://schemas.microsoft.com/office/drawing/2016/5/13/chartex" xmlns:cx8="http://schemas.microsoft.com/office/drawing/2016/5/14/chartex" xmlns:mc="http://schemas.openxmlformats.org/markup-compatibility/2006" xmlns:aink="http://schemas.microsoft.com/office/drawing/2016/ink" xmlns:am3d="http://schemas.microsoft.com/office/drawing/2017/model3d" xmlns:o="urn:schemas-microsoft-com:office:office" xmlns:oel="http://schemas.microsoft.com/office/2019/extlst" xmlns:r="http://schemas.openxmlformats.org/officeDocument/2006/relationships" xmlns:m="http://schemas.openxmlformats.org/officeDocument/2006/math" xmlns:v="urn:schemas-microsoft-com:vml" xmlns:wp14="http://schemas.microsoft.com/office/word/2010/wordprocessingDrawing" xmlns:wp="http://schemas.openxmlformats.org/drawingml/2006/wordprocessingDrawing" xmlns:w10="urn:schemas-microsoft-com:office:word" xmlns:w="http://schemas.openxmlformats.org/wordprocessingml/2006/main" xmlns:w14="http://schemas.microsoft.com/office/word/2010/wordml" xmlns:w15="http://schemas.microsoft.com/office/word/2012/wordml" xmlns:w16cex="http://schemas.microsoft.com/office/word/2018/wordml/cex" xmlns:w16cid="http://schemas.microsoft.com/office/word/2016/wordml/cid" xmlns:w16="http://schemas.microsoft.com/office/word/2018/wordml" xmlns:w16du="http://schemas.microsoft.com/office/word/2023/wordml/word16du" xmlns:w16sdtdh="http://schemas.microsoft.com/office/word/2020/wordml/sdtdatahash" xmlns:w16sdtfl="http://schemas.microsoft.com/office/word/2024/wordml/sdtformatlock" xmlns:w16se="http://schemas.microsoft.com/office/word/2015/wordml/symex" xmlns:wpg="http://schemas.microsoft.com/office/word/2010/wordprocessingGroup" xmlns:wpi="http://schemas.microsoft.com/office/word/2010/wordprocessingInk" xmlns:wne="http://schemas.microsoft.com/office/word/2006/wordml" xmlns:wps="http://schemas.microsoft.com/office/word/2010/wordprocessingShape" mc:Ignorable="w14 w15 w16se w16cid w16 w16cex w16sdtdh w16sdtfl w16du wp14">
+  <w:endnote w:type="separator" w:id="-1">
+    <w:p>
+      <w:pPr>
+        <w:spacing w:after="0" w:line="240" w:lineRule="auto"/>
+      </w:pPr>
+      <w:r>
+        <w:separator/>
+      </w:r>
+    </w:p>
+  </w:endnote>
+  <w:endnote w:type="continuationSeparator" w:id="0">
+    <w:p>
+      <w:pPr>
+        <w:spacing w:after="0" w:line="240" w:lineRule="auto"/>
+      </w:pPr>
+      <w:r>
+        <w:continuationSeparator/>
+      </w:r>
+    </w:p>
+  </w:endnote>
+</w:endnotes>
+</file>
+
+<file path=word/footer1.xml><?xml version="1.0" encoding="utf-8"?>
+<w:ftr xmlns:wpc="http://schemas.microsoft.com/office/word/2010/wordprocessingCanvas" xmlns:cx="http://schemas.microsoft.com/office/drawing/2014/chartex" xmlns:cx1="http://schemas.microsoft.com/office/drawing/2015/9/8/chartex" xmlns:cx2="http://schemas.microsoft.com/office/drawing/2015/10/21/chartex" xmlns:cx3="http://schemas.microsoft.com/office/drawing/2016/5/9/chartex" xmlns:cx4="http://schemas.microsoft.com/office/drawing/2016/5/10/chartex" xmlns:cx5="http://schemas.microsoft.com/office/drawing/2016/5/11/chartex" xmlns:cx6="http://schemas.microsoft.com/office/drawing/2016/5/12/chartex" xmlns:cx7="http://schemas.microsoft.com/office/drawing/2016/5/13/chartex" xmlns:cx8="http://schemas.microsoft.com/office/drawing/2016/5/14/chartex" xmlns:mc="http://schemas.openxmlformats.org/markup-compatibility/2006" xmlns:aink="http://schemas.microsoft.com/office/drawing/2016/ink" xmlns:am3d="http://schemas.microsoft.com/office/drawing/2017/model3d" xmlns:o="urn:schemas-microsoft-com:office:office" xmlns:oel="http://schemas.microsoft.com/office/2019/extlst" xmlns:r="http://schemas.openxmlformats.org/officeDocument/2006/relationships" xmlns:m="http://schemas.openxmlformats.org/officeDocument/2006/math" xmlns:v="urn:schemas-microsoft-com:vml" xmlns:wp14="http://schemas.microsoft.com/office/word/2010/wordprocessingDrawing" xmlns:wp="http://schemas.openxmlformats.org/drawingml/2006/wordprocessingDrawing" xmlns:w10="urn:schemas-microsoft-com:office:word" xmlns:w="http://schemas.openxmlformats.org/wordprocessingml/2006/main" xmlns:w14="http://schemas.microsoft.com/office/word/2010/wordml" xmlns:w15="http://schemas.microsoft.com/office/word/2012/wordml" xmlns:w16cex="http://schemas.microsoft.com/office/word/2018/wordml/cex" xmlns:w16cid="http://schemas.microsoft.com/office/word/2016/wordml/cid" xmlns:w16="http://schemas.microsoft.com/office/word/2018/wordml" xmlns:w16du="http://schemas.microsoft.com/office/word/2023/wordml/word16du" xmlns:w16sdtdh="http://schemas.microsoft.com/office/word/2020/wordml/sdtdatahash" xmlns:w16sdtfl="http://schemas.microsoft.com/office/word/2024/wordml/sdtformatlock" xmlns:w16se="http://schemas.microsoft.com/office/word/2015/wordml/symex" xmlns:wpg="http://schemas.microsoft.com/office/word/2010/wordprocessingGroup" xmlns:wpi="http://schemas.microsoft.com/office/word/2010/wordprocessingInk" xmlns:wne="http://schemas.microsoft.com/office/word/2006/wordml" xmlns:wps="http://schemas.microsoft.com/office/word/2010/wordprocessingShape" mc:Ignorable="w14 w15 w16se w16cid w16 w16cex w16sdtdh w16sdtfl w16du wp14">
+  <w:sdt>
+    <w:sdtPr>
+      <w:id w:val="-338775182"/>
+      <w:docPartObj>
+        <w:docPartGallery w:val="Page Numbers (Bottom of Page)"/>
+        <w:docPartUnique/>
+      </w:docPartObj>
+    </w:sdtPr>
+    <w:sdtContent>
+      <w:p>
+        <w:pPr>
+          <w:pStyle w:val="Piedepgina"/>
+          <w:jc w:val="right"/>
+        </w:pPr>
+        <w:r>
+          <w:fldChar w:fldCharType="begin"/>
+        </w:r>
+        <w:r>
+          <w:instrText>PAGE   \* MERGEFORMAT</w:instrText>
+        </w:r>
+        <w:r>
+          <w:fldChar w:fldCharType="separate"/>
+        </w:r>
+        <w:r>
+          <w:t>2</w:t>
+        </w:r>
+        <w:r>
+          <w:fldChar w:fldCharType="end"/>
+        </w:r>
+      </w:p>
+    </w:sdtContent>
+  </w:sdt>
+  <w:p>
+    <w:pPr>
+      <w:pStyle w:val="Piedepgina"/>
+    </w:pPr>
+  </w:p>
+</w:ftr>
+</file>
+
+<file path=word/footnotes.xml><?xml version="1.0" encoding="utf-8"?>
+<w:footnotes xmlns:wpc="http://schemas.microsoft.com/office/word/2010/wordprocessingCanvas" xmlns:cx="http://schemas.microsoft.com/office/drawing/2014/chartex" xmlns:cx1="http://schemas.microsoft.com/office/drawing/2015/9/8/chartex" xmlns:cx2="http://schemas.microsoft.com/office/drawing/2015/10/21/chartex" xmlns:cx3="http://schemas.microsoft.com/office/drawing/2016/5/9/chartex" xmlns:cx4="http://schemas.microsoft.com/office/drawing/2016/5/10/chartex" xmlns:cx5="http://schemas.microsoft.com/office/drawing/2016/5/11/chartex" xmlns:cx6="http://schemas.microsoft.com/office/drawing/2016/5/12/chartex" xmlns:cx7="http://schemas.microsoft.com/office/drawing/2016/5/13/chartex" xmlns:cx8="http://schemas.microsoft.com/office/drawing/2016/5/14/chartex" xmlns:mc="http://schemas.openxmlformats.org/markup-compatibility/2006" xmlns:aink="http://schemas.microsoft.com/office/drawing/2016/ink" xmlns:am3d="http://schemas.microsoft.com/office/drawing/2017/model3d" xmlns:o="urn:schemas-microsoft-com:office:office" xmlns:oel="http://schemas.microsoft.com/office/2019/extlst" xmlns:r="http://schemas.openxmlformats.org/officeDocument/2006/relationships" xmlns:m="http://schemas.openxmlformats.org/officeDocument/2006/math" xmlns:v="urn:schemas-microsoft-com:vml" xmlns:wp14="http://schemas.microsoft.com/office/word/2010/wordprocessingDrawing" xmlns:wp="http://schemas.openxmlformats.org/drawingml/2006/wordprocessingDrawing" xmlns:w10="urn:schemas-microsoft-com:office:word" xmlns:w="http://schemas.openxmlformats.org/wordprocessingml/2006/main" xmlns:w14="http://schemas.microsoft.com/office/word/2010/wordml" xmlns:w15="http://schemas.microsoft.com/office/word/2012/wordml" xmlns:w16cex="http://schemas.microsoft.com/office/word/2018/wordml/cex" xmlns:w16cid="http://schemas.microsoft.com/office/word/2016/wordml/cid" xmlns:w16="http://schemas.microsoft.com/office/word/2018/wordml" xmlns:w16du="http://schemas.microsoft.com/office/word/2023/wordml/word16du" xmlns:w16sdtdh="http://schemas.microsoft.com/office/word/2020/wordml/sdtdatahash" xmlns:w16sdtfl="http://schemas.microsoft.com/office/word/2024/wordml/sdtformatlock" xmlns:w16se="http://schemas.microsoft.com/office/word/2015/wordml/symex" xmlns:wpg="http://schemas.microsoft.com/office/word/2010/wordprocessingGroup" xmlns:wpi="http://schemas.microsoft.com/office/word/2010/wordprocessingInk" xmlns:wne="http://schemas.microsoft.com/office/word/2006/wordml" xmlns:wps="http://schemas.microsoft.com/office/word/2010/wordprocessingShape" mc:Ignorable="w14 w15 w16se w16cid w16 w16cex w16sdtdh w16sdtfl w16du wp14">
+  <w:footnote w:type="separator" w:id="-1">
+    <w:p>
+      <w:pPr>
+        <w:spacing w:after="0" w:line="240" w:lineRule="auto"/>
+      </w:pPr>
+      <w:r>
+        <w:separator/>
+      </w:r>
+    </w:p>
+  </w:footnote>
+  <w:footnote w:type="continuationSeparator" w:id="0">
+    <w:p>
+      <w:pPr>
+        <w:spacing w:after="0" w:line="240" w:lineRule="auto"/>
+      </w:pPr>
+      <w:r>
+        <w:continuationSeparator/>
+      </w:r>
+    </w:p>
+  </w:footnote>
+</w:footnotes>
+</file>
+
+<file path=word/header1.xml><?xml version="1.0" encoding="utf-8"?>
+<w:hdr xmlns:wpc="http://schemas.microsoft.com/office/word/2010/wordprocessingCanvas" xmlns:cx="http://schemas.microsoft.com/office/drawing/2014/chartex" xmlns:cx1="http://schemas.microsoft.com/office/drawing/2015/9/8/chartex" xmlns:cx2="http://schemas.microsoft.com/office/drawing/2015/10/21/chartex" xmlns:cx3="http://schemas.microsoft.com/office/drawing/2016/5/9/chartex" xmlns:cx4="http://schemas.microsoft.com/office/drawing/2016/5/10/chartex" xmlns:cx5="http://schemas.microsoft.com/office/drawing/2016/5/11/chartex" xmlns:cx6="http://schemas.microsoft.com/office/drawing/2016/5/12/chartex" xmlns:cx7="http://schemas.microsoft.com/office/drawing/2016/5/13/chartex" xmlns:cx8="http://schemas.microsoft.com/office/drawing/2016/5/14/chartex" xmlns:mc="http://schemas.openxmlformats.org/markup-compatibility/2006" xmlns:aink="http://schemas.microsoft.com/office/drawing/2016/ink" xmlns:am3d="http://schemas.microsoft.com/office/drawing/2017/model3d" xmlns:o="urn:schemas-microsoft-com:office:office" xmlns:oel="http://schemas.microsoft.com/office/2019/extlst" xmlns:r="http://schemas.openxmlformats.org/officeDocument/2006/relationships" xmlns:m="http://schemas.openxmlformats.org/officeDocument/2006/math" xmlns:v="urn:schemas-microsoft-com:vml" xmlns:wp14="http://schemas.microsoft.com/office/word/2010/wordprocessingDrawing" xmlns:wp="http://schemas.openxmlformats.org/drawingml/2006/wordprocessingDrawing" xmlns:w10="urn:schemas-microsoft-com:office:word" xmlns:w="http://schemas.openxmlformats.org/wordprocessingml/2006/main" xmlns:w14="http://schemas.microsoft.com/office/word/2010/wordml" xmlns:w15="http://schemas.microsoft.com/office/word/2012/wordml" xmlns:w16cex="http://schemas.microsoft.com/office/word/2018/wordml/cex" xmlns:w16cid="http://schemas.microsoft.com/office/word/2016/wordml/cid" xmlns:w16="http://schemas.microsoft.com/office/word/2018/wordml" xmlns:w16du="http://schemas.microsoft.com/office/word/2023/wordml/word16du" xmlns:w16sdtdh="http://schemas.microsoft.com/office/word/2020/wordml/sdtdatahash" xmlns:w16sdtfl="http://schemas.microsoft.com/office/word/2024/wordml/sdtformatlock" xmlns:w16se="http://schemas.microsoft.com/office/word/2015/wordml/symex" xmlns:wpg="http://schemas.microsoft.com/office/word/2010/wordprocessingGroup" xmlns:wpi="http://schemas.microsoft.com/office/word/2010/wordprocessingInk" xmlns:wne="http://schemas.microsoft.com/office/word/2006/wordml" xmlns:wps="http://schemas.microsoft.com/office/word/2010/wordprocessingShape" mc:Ignorable="w14 w15 w16se w16cid w16 w16cex w16sdtdh w16sdtfl w16du wp14">
+  <w:p>
+    <w:pPr>
+      <w:pStyle w:val="Encabezado"/>
+    </w:pPr>
+    <w:r>
+      <w:rPr>
+        <w:noProof/>
+      </w:rPr>
+      <w:drawing>
+        <wp:anchor distT="0" distB="0" distL="114300" distR="114300" simplePos="0" relativeHeight="251659264" behindDoc="1" locked="0" layoutInCell="1" allowOverlap="1" wp14:anchorId="5A7FDB48" wp14:editId="62DE485C">
+          <wp:simplePos x="0" y="0"/>
+          <wp:positionH relativeFrom="margin">
+            <wp:posOffset>4794753</wp:posOffset>
+          </wp:positionH>
+          <wp:positionV relativeFrom="paragraph">
+            <wp:posOffset>-254961</wp:posOffset>
+          </wp:positionV>
+          <wp:extent cx="603849" cy="599726"/>
+          <wp:effectExtent l="0" t="0" r="6350" b="0"/>
+          <wp:wrapNone/>
+          <wp:docPr id="2071603764" name="Imagen 3"/>
+          <wp:cNvGraphicFramePr>
+            <a:graphicFrameLocks xmlns:a="http://schemas.openxmlformats.org/drawingml/2006/main" noChangeAspect="1"/>
+          </wp:cNvGraphicFramePr>
+          <a:graphic xmlns:a="http://schemas.openxmlformats.org/drawingml/2006/main">
+            <a:graphicData uri="http://schemas.openxmlformats.org/drawingml/2006/picture">
+              <pic:pic xmlns:pic="http://schemas.openxmlformats.org/drawingml/2006/picture">
+                <pic:nvPicPr>
+                  <pic:cNvPr id="0" name="Picture 2"/>
+                  <pic:cNvPicPr>
+                    <a:picLocks noChangeAspect="1" noChangeArrowheads="1"/>
+                  </pic:cNvPicPr>
+                </pic:nvPicPr>
+                <pic:blipFill>
+                  <a:blip r:embed="rId1">
+                    <a:extLst>
+                      <a:ext uri="{28A0092B-C50C-407E-A947-70E740481C1C}">
+                        <a14:useLocalDpi xmlns:a14="http://schemas.microsoft.com/office/drawing/2010/main" val="0"/>
+                      </a:ext>
+                    </a:extLst>
+                  </a:blip>
+                  <a:srcRect/>
+                  <a:stretch>
+                    <a:fillRect/>
+                  </a:stretch>
+                </pic:blipFill>
+                <pic:spPr bwMode="auto">
+                  <a:xfrm>
+                    <a:off x="0" y="0"/>
+                    <a:ext cx="603849" cy="599726"/>
+                  </a:xfrm>
+                  <a:prstGeom prst="rect">
+                    <a:avLst/>
+                  </a:prstGeom>
+                  <a:noFill/>
+                  <a:ln>
+                    <a:noFill/>
+                  </a:ln>
+                </pic:spPr>
+              </pic:pic>
+            </a:graphicData>
+          </a:graphic>
+          <wp14:sizeRelH relativeFrom="margin">
+            <wp14:pctWidth>0</wp14:pctWidth>
+          </wp14:sizeRelH>
+          <wp14:sizeRelV relativeFrom="margin">
+            <wp14:pctHeight>0</wp14:pctHeight>
+          </wp14:sizeRelV>
+        </wp:anchor>
+      </w:drawing>
+    </w:r>
+    <w:r>
+      <w:t>Sprint 1 Restaurante</w:t>
+    </w:r>
+  </w:p>
+</w:hdr>
 </file>
 
 <file path=word/styles.xml><?xml version="1.0" encoding="utf-8"?>
@@ -1734,6 +1938,50 @@
       <w:spacing w:val="5"/>
     </w:rPr>
   </w:style>
+  <w:style w:type="paragraph" w:styleId="Encabezado">
+    <w:name w:val="header"/>
+    <w:basedOn w:val="Normal"/>
+    <w:link w:val="EncabezadoCar"/>
+    <w:uiPriority w:val="99"/>
+    <w:unhideWhenUsed/>
+    <w:rsid w:val="00446DFC"/>
+    <w:pPr>
+      <w:tabs>
+        <w:tab w:val="center" w:pos="4252"/>
+        <w:tab w:val="right" w:pos="8504"/>
+      </w:tabs>
+      <w:spacing w:after="0" w:line="240" w:lineRule="auto"/>
+    </w:pPr>
+  </w:style>
+  <w:style w:type="character" w:customStyle="1" w:styleId="EncabezadoCar">
+    <w:name w:val="Encabezado Car"/>
+    <w:basedOn w:val="Fuentedeprrafopredeter"/>
+    <w:link w:val="Encabezado"/>
+    <w:uiPriority w:val="99"/>
+    <w:rsid w:val="00446DFC"/>
+  </w:style>
+  <w:style w:type="paragraph" w:styleId="Piedepgina">
+    <w:name w:val="footer"/>
+    <w:basedOn w:val="Normal"/>
+    <w:link w:val="PiedepginaCar"/>
+    <w:uiPriority w:val="99"/>
+    <w:unhideWhenUsed/>
+    <w:rsid w:val="00446DFC"/>
+    <w:pPr>
+      <w:tabs>
+        <w:tab w:val="center" w:pos="4252"/>
+        <w:tab w:val="right" w:pos="8504"/>
+      </w:tabs>
+      <w:spacing w:after="0" w:line="240" w:lineRule="auto"/>
+    </w:pPr>
+  </w:style>
+  <w:style w:type="character" w:customStyle="1" w:styleId="PiedepginaCar">
+    <w:name w:val="Pie de página Car"/>
+    <w:basedOn w:val="Fuentedeprrafopredeter"/>
+    <w:link w:val="Piedepgina"/>
+    <w:uiPriority w:val="99"/>
+    <w:rsid w:val="00446DFC"/>
+  </w:style>
 </w:styles>
 </file>
 
